--- a/training_data/documents/Commercial Court-20251101T191702Z-1-001/Commercial Court/Teena knit garments/Statement of Truth.docx
+++ b/training_data/documents/Commercial Court-20251101T191702Z-1-001/Commercial Court/Teena knit garments/Statement of Truth.docx
@@ -566,7 +566,6 @@
         <w:t xml:space="preserve">I, </w:t>
       </w:r>
       <w:proofErr w:type="spellStart"/>
-      <w:proofErr w:type="gramStart"/>
       <w:r>
         <w:rPr>
           <w:rFonts w:ascii="Arial" w:hAnsi="Arial" w:cs="Arial"/>
@@ -574,7 +573,6 @@
         <w:t>Mr.Chandrasekaran</w:t>
       </w:r>
       <w:proofErr w:type="spellEnd"/>
-      <w:proofErr w:type="gramEnd"/>
       <w:r>
         <w:rPr>
           <w:rFonts w:ascii="Arial" w:hAnsi="Arial" w:cs="Arial"/>
@@ -593,31 +591,7 @@
         <w:rPr>
           <w:rFonts w:ascii="Arial" w:hAnsi="Arial" w:cs="Arial"/>
         </w:rPr>
-        <w:t>,</w:t>
-      </w:r>
-      <w:r>
-        <w:rPr>
-          <w:rFonts w:ascii="Arial" w:hAnsi="Arial" w:cs="Arial"/>
-        </w:rPr>
-        <w:t xml:space="preserve"> </w:t>
-      </w:r>
-      <w:r>
-        <w:rPr>
-          <w:rFonts w:ascii="Arial" w:hAnsi="Arial" w:cs="Arial"/>
-        </w:rPr>
-        <w:t>aged 52 years</w:t>
-      </w:r>
-      <w:r>
-        <w:rPr>
-          <w:rFonts w:ascii="Arial" w:hAnsi="Arial" w:cs="Arial"/>
-        </w:rPr>
-        <w:t>,</w:t>
-      </w:r>
-      <w:r>
-        <w:rPr>
-          <w:rFonts w:ascii="Arial" w:hAnsi="Arial" w:cs="Arial"/>
-        </w:rPr>
-        <w:t xml:space="preserve"> </w:t>
+        <w:t xml:space="preserve">, </w:t>
       </w:r>
       <w:r>
         <w:rPr>
@@ -931,25 +905,14 @@
         <w:rPr>
           <w:rFonts w:ascii="Arial" w:hAnsi="Arial" w:cs="Arial"/>
         </w:rPr>
-        <w:t xml:space="preserve">I state that the </w:t>
-      </w:r>
-      <w:proofErr w:type="gramStart"/>
-      <w:r>
-        <w:rPr>
-          <w:rFonts w:ascii="Arial" w:hAnsi="Arial" w:cs="Arial"/>
-        </w:rPr>
-        <w:t>above mentioned</w:t>
-      </w:r>
-      <w:proofErr w:type="gramEnd"/>
-      <w:r>
-        <w:rPr>
-          <w:rFonts w:ascii="Arial" w:hAnsi="Arial" w:cs="Arial"/>
-        </w:rPr>
-        <w:t xml:space="preserve"> pleadings comprises of a total of </w:t>
-      </w:r>
-      <w:r>
-        <w:rPr>
-          <w:rFonts w:ascii="Arial" w:hAnsi="Arial" w:cs="Arial"/>
+        <w:t xml:space="preserve">I state that the above mentioned pleadings comprises of a total of </w:t>
+      </w:r>
+      <w:r>
+        <w:rPr>
+          <w:rFonts w:ascii="Arial" w:hAnsi="Arial" w:cs="Arial"/>
+          <w:bCs/>
+          <w:sz w:val="22"/>
+          <w:szCs w:val="18"/>
         </w:rPr>
         <w:t>7</w:t>
       </w:r>
@@ -2237,10 +2200,10 @@
       </w:pPr>
     </w:lvl>
   </w:abstractNum>
-  <w:num w:numId="1" w16cid:durableId="295186618">
+  <w:num w:numId="1" w16cid:durableId="438062680">
     <w:abstractNumId w:val="0"/>
   </w:num>
-  <w:num w:numId="2" w16cid:durableId="2093775625">
+  <w:num w:numId="2" w16cid:durableId="850804381">
     <w:abstractNumId w:val="1"/>
   </w:num>
 </w:numbering>
